--- a/tests/specimens/docx/libreoffice-writer-embedded-sheet.docx
+++ b/tests/specimens/docx/libreoffice-writer-embedded-sheet.docx
@@ -46,7 +46,7 @@
           <v:shape id="ole_rId2" type="_x0000_tole_rId2" style="width:340.15pt;height:85.05pt" filled="f" o:ole="">
             <v:imagedata r:id="rId3" o:title=""/>
           </v:shape>
-          <o:OLEObject Type="Embed" ProgID="Excel.Sheet.12" ShapeID="ole_rId2" DrawAspect="Content" ObjectID="_773487344" r:id="rId2"/>
+          <o:OLEObject Type="Embed" ProgID="Excel.Sheet.12" ShapeID="ole_rId2" DrawAspect="Content" ObjectID="_82444636" r:id="rId2"/>
         </w:object>
       </w:r>
       <w:r>
